--- a/Meeting Minutes/Advisor meetings/Bryce/15 16-10 Bryce meeting .docx
+++ b/Meeting Minutes/Advisor meetings/Bryce/15 16-10 Bryce meeting .docx
@@ -65,7 +65,13 @@
               <w:rPr>
                 <w:bCs/>
               </w:rPr>
-              <w:t>12</w:t>
+              <w:t>1</w:t>
+            </w:r>
+            <w:r>
+              <w:rPr>
+                <w:bCs/>
+              </w:rPr>
+              <w:t>6</w:t>
             </w:r>
             <w:r>
               <w:rPr>
@@ -1296,7 +1302,13 @@
               <w:rPr>
                 <w:b/>
               </w:rPr>
-              <w:t>12</w:t>
+              <w:t>1</w:t>
+            </w:r>
+            <w:r>
+              <w:rPr>
+                <w:b/>
+              </w:rPr>
+              <w:t>6</w:t>
             </w:r>
             <w:r>
               <w:rPr>
@@ -1692,42 +1704,63 @@
               <w:rPr>
                 <w:bCs/>
               </w:rPr>
-              <w:t>1: Intro</w:t>
-            </w:r>
-            <w:r>
-              <w:rPr>
-                <w:bCs/>
-              </w:rPr>
-              <w:br/>
-              <w:t>2: Literature review / existing knowledge</w:t>
-            </w:r>
-            <w:r>
-              <w:rPr>
-                <w:bCs/>
-              </w:rPr>
-              <w:br/>
-              <w:t>3: Methodology --&gt; Method</w:t>
-            </w:r>
-            <w:r>
-              <w:rPr>
-                <w:bCs/>
-              </w:rPr>
-              <w:br/>
-              <w:t>4: Data / Results</w:t>
-            </w:r>
-            <w:r>
-              <w:rPr>
-                <w:bCs/>
-              </w:rPr>
-              <w:br/>
-              <w:t>5: Discussion</w:t>
-            </w:r>
-            <w:r>
-              <w:rPr>
-                <w:bCs/>
-              </w:rPr>
-              <w:br/>
-              <w:t>6: Conclusion</w:t>
+              <w:t>1110</w:t>
+            </w:r>
+            <w:r>
+              <w:rPr>
+                <w:bCs/>
+              </w:rPr>
+              <w:t xml:space="preserve"> </w:t>
+            </w:r>
+            <w:r>
+              <w:rPr>
+                <w:bCs/>
+              </w:rPr>
+              <w:t>More t</w:t>
+            </w:r>
+            <w:r>
+              <w:rPr>
+                <w:bCs/>
+              </w:rPr>
+              <w:t xml:space="preserve">alking </w:t>
+            </w:r>
+            <w:r>
+              <w:rPr>
+                <w:bCs/>
+              </w:rPr>
+              <w:t xml:space="preserve">about </w:t>
+            </w:r>
+            <w:proofErr w:type="spellStart"/>
+            <w:r>
+              <w:rPr>
+                <w:bCs/>
+              </w:rPr>
+              <w:t>Pentesting</w:t>
+            </w:r>
+            <w:proofErr w:type="spellEnd"/>
+            <w:r>
+              <w:rPr>
+                <w:bCs/>
+              </w:rPr>
+              <w:t xml:space="preserve"> and </w:t>
+            </w:r>
+            <w:r>
+              <w:rPr>
+                <w:bCs/>
+              </w:rPr>
+              <w:t xml:space="preserve">preventing </w:t>
+            </w:r>
+            <w:r>
+              <w:rPr>
+                <w:bCs/>
+              </w:rPr>
+              <w:t>cheat</w:t>
+            </w:r>
+            <w:r>
+              <w:rPr>
+                <w:bCs/>
+              </w:rPr>
+              <w:t>ing</w:t>
             </w:r>
           </w:p>
           <w:p>
@@ -1740,63 +1773,21 @@
               <w:rPr>
                 <w:bCs/>
               </w:rPr>
-              <w:t>1110</w:t>
-            </w:r>
-            <w:r>
-              <w:rPr>
-                <w:bCs/>
-              </w:rPr>
-              <w:t xml:space="preserve"> </w:t>
-            </w:r>
-            <w:r>
-              <w:rPr>
-                <w:bCs/>
-              </w:rPr>
-              <w:t>More t</w:t>
-            </w:r>
-            <w:r>
-              <w:rPr>
-                <w:bCs/>
-              </w:rPr>
-              <w:t xml:space="preserve">alking </w:t>
-            </w:r>
-            <w:r>
-              <w:rPr>
-                <w:bCs/>
-              </w:rPr>
-              <w:t xml:space="preserve">about </w:t>
+              <w:t xml:space="preserve">1115 Talking about </w:t>
             </w:r>
             <w:proofErr w:type="spellStart"/>
             <w:r>
               <w:rPr>
                 <w:bCs/>
               </w:rPr>
-              <w:t>Pentesting</w:t>
+              <w:t>Macbooks</w:t>
             </w:r>
             <w:proofErr w:type="spellEnd"/>
             <w:r>
               <w:rPr>
                 <w:bCs/>
               </w:rPr>
-              <w:t xml:space="preserve"> and </w:t>
-            </w:r>
-            <w:r>
-              <w:rPr>
-                <w:bCs/>
-              </w:rPr>
-              <w:t xml:space="preserve">preventing </w:t>
-            </w:r>
-            <w:r>
-              <w:rPr>
-                <w:bCs/>
-              </w:rPr>
-              <w:t>cheat</w:t>
-            </w:r>
-            <w:r>
-              <w:rPr>
-                <w:bCs/>
-              </w:rPr>
-              <w:t>ing</w:t>
+              <w:t xml:space="preserve"> and how bad they are</w:t>
             </w:r>
           </w:p>
           <w:p>
@@ -1809,21 +1800,31 @@
               <w:rPr>
                 <w:bCs/>
               </w:rPr>
-              <w:t xml:space="preserve">1115 Talking about </w:t>
-            </w:r>
-            <w:proofErr w:type="spellStart"/>
-            <w:r>
-              <w:rPr>
-                <w:bCs/>
-              </w:rPr>
-              <w:t>Macbooks</w:t>
-            </w:r>
-            <w:proofErr w:type="spellEnd"/>
-            <w:r>
-              <w:rPr>
-                <w:bCs/>
-              </w:rPr>
-              <w:t xml:space="preserve"> and how bad they are</w:t>
+              <w:t>1120 Following templates makes the document much better.</w:t>
+            </w:r>
+            <w:r>
+              <w:rPr>
+                <w:bCs/>
+              </w:rPr>
+              <w:t xml:space="preserve"> As long as you’re consistent and can justify why you’re doing it, you can do it.</w:t>
+            </w:r>
+            <w:r>
+              <w:rPr>
+                <w:bCs/>
+              </w:rPr>
+              <w:t xml:space="preserve"> Remember to put your name on </w:t>
+            </w:r>
+            <w:r>
+              <w:rPr>
+                <w:bCs/>
+              </w:rPr>
+              <w:t xml:space="preserve">the </w:t>
+            </w:r>
+            <w:r>
+              <w:rPr>
+                <w:bCs/>
+              </w:rPr>
+              <w:t>submissions</w:t>
             </w:r>
           </w:p>
           <w:p>
@@ -1836,31 +1837,19 @@
               <w:rPr>
                 <w:bCs/>
               </w:rPr>
-              <w:t>1120 Following templates makes the document much better.</w:t>
-            </w:r>
-            <w:r>
-              <w:rPr>
-                <w:bCs/>
-              </w:rPr>
-              <w:t xml:space="preserve"> As long as you’re consistent and can justify why you’re doing it, you can do it.</w:t>
-            </w:r>
-            <w:r>
-              <w:rPr>
-                <w:bCs/>
-              </w:rPr>
-              <w:t xml:space="preserve"> Remember to put your name on </w:t>
-            </w:r>
-            <w:r>
-              <w:rPr>
-                <w:bCs/>
-              </w:rPr>
-              <w:t xml:space="preserve">the </w:t>
-            </w:r>
-            <w:r>
-              <w:rPr>
-                <w:bCs/>
-              </w:rPr>
-              <w:t>submissions</w:t>
+              <w:t xml:space="preserve">1125 </w:t>
+            </w:r>
+            <w:r>
+              <w:rPr>
+                <w:bCs/>
+              </w:rPr>
+              <w:t xml:space="preserve">Important </w:t>
+            </w:r>
+            <w:r>
+              <w:rPr>
+                <w:bCs/>
+              </w:rPr>
+              <w:t>to actually do the teacher review/feedback things.</w:t>
             </w:r>
           </w:p>
           <w:p>
@@ -1873,76 +1862,6 @@
               <w:rPr>
                 <w:bCs/>
               </w:rPr>
-              <w:t xml:space="preserve">1125 </w:t>
-            </w:r>
-            <w:r>
-              <w:rPr>
-                <w:bCs/>
-              </w:rPr>
-              <w:t xml:space="preserve">Important </w:t>
-            </w:r>
-            <w:r>
-              <w:rPr>
-                <w:bCs/>
-              </w:rPr>
-              <w:t>to actually do the teacher review/feedback things.</w:t>
-            </w:r>
-          </w:p>
-          <w:p>
-            <w:pPr>
-              <w:rPr>
-                <w:bCs/>
-              </w:rPr>
-            </w:pPr>
-            <w:r>
-              <w:rPr>
-                <w:bCs/>
-              </w:rPr>
-              <w:t xml:space="preserve">1130 </w:t>
-            </w:r>
-          </w:p>
-          <w:p>
-            <w:pPr>
-              <w:rPr>
-                <w:bCs/>
-              </w:rPr>
-            </w:pPr>
-            <w:r>
-              <w:rPr>
-                <w:bCs/>
-              </w:rPr>
-              <w:t>1140</w:t>
-            </w:r>
-          </w:p>
-          <w:p>
-            <w:pPr>
-              <w:rPr>
-                <w:bCs/>
-              </w:rPr>
-            </w:pPr>
-            <w:r>
-              <w:rPr>
-                <w:bCs/>
-              </w:rPr>
-              <w:t>1145</w:t>
-            </w:r>
-            <w:r>
-              <w:rPr>
-                <w:bCs/>
-              </w:rPr>
-              <w:t xml:space="preserve"> </w:t>
-            </w:r>
-          </w:p>
-          <w:p>
-            <w:pPr>
-              <w:rPr>
-                <w:bCs/>
-              </w:rPr>
-            </w:pPr>
-            <w:r>
-              <w:rPr>
-                <w:bCs/>
-              </w:rPr>
               <w:t xml:space="preserve">1150 </w:t>
             </w:r>
             <w:r>
@@ -1950,38 +1869,6 @@
                 <w:bCs/>
               </w:rPr>
               <w:t xml:space="preserve">Talk about DSR and what we can talk about. </w:t>
-            </w:r>
-          </w:p>
-          <w:p>
-            <w:pPr>
-              <w:rPr>
-                <w:bCs/>
-              </w:rPr>
-            </w:pPr>
-            <w:r>
-              <w:rPr>
-                <w:bCs/>
-              </w:rPr>
-              <w:t>1150</w:t>
-            </w:r>
-          </w:p>
-          <w:p>
-            <w:pPr>
-              <w:rPr>
-                <w:bCs/>
-              </w:rPr>
-            </w:pPr>
-            <w:r>
-              <w:rPr>
-                <w:bCs/>
-              </w:rPr>
-              <w:t>1200</w:t>
-            </w:r>
-            <w:r>
-              <w:rPr>
-                <w:bCs/>
-              </w:rPr>
-              <w:t xml:space="preserve"> </w:t>
             </w:r>
           </w:p>
           <w:p>
@@ -2462,7 +2349,7 @@
       <w:t>1</w:t>
     </w:r>
     <w:r>
-      <w:t>2</w:t>
+      <w:t>4</w:t>
     </w:r>
     <w:r>
       <w:t xml:space="preserve">] </w:t>
@@ -2902,6 +2789,7 @@
   <w:style w:type="character" w:default="1" w:styleId="DefaultParagraphFont">
     <w:name w:val="Default Paragraph Font"/>
     <w:uiPriority w:val="1"/>
+    <w:semiHidden/>
     <w:unhideWhenUsed/>
   </w:style>
   <w:style w:type="table" w:default="1" w:styleId="TableNormal">
